--- a/relazione.docx
+++ b/relazione.docx
@@ -199,7 +199,14 @@
         </w:numPr>
       </w:pPr>
     </w:p>
-    <w:p/>
+    <w:p>
+      <w:pPr>
+        <w:jc w:val="center"/>
+      </w:pPr>
+      <w:r>
+        <w:t>Francesco Di Monaco, Vincenzo Malanga</w:t>
+      </w:r>
+    </w:p>
     <w:p>
       <w:pPr>
         <w:pStyle w:val="Titolo"/>
@@ -413,13 +420,21 @@
         <w:pStyle w:val="Titolo"/>
       </w:pPr>
       <w:r>
-        <w:lastRenderedPageBreak/>
         <w:t>Architettura</w:t>
       </w:r>
     </w:p>
     <w:p>
-      <w:r>
-        <w:t xml:space="preserve">Il nostro algoritmo utilizza una matrice in cui ogni cella </w:t>
+      <w:pPr>
+        <w:jc w:val="both"/>
+      </w:pPr>
+      <w:r>
+        <w:t xml:space="preserve">Il nostro algoritmo utilizza una matrice in cui </w:t>
+      </w:r>
+      <w:r>
+        <w:t xml:space="preserve">in </w:t>
+      </w:r>
+      <w:r>
+        <w:t xml:space="preserve">ogni cella </w:t>
       </w:r>
       <w:r>
         <w:t xml:space="preserve">è </w:t>
@@ -431,10 +446,35 @@
         <w:t>enuta</w:t>
       </w:r>
       <w:r>
-        <w:t xml:space="preserve"> una linked-list. Questo ci permette di evitare la pre-allocazione di spazio per ogni cella, utilizzando invece gli struct delle particelle come nodi delle linked-list.</w:t>
-      </w:r>
-    </w:p>
-    <w:p>
+        <w:t xml:space="preserve"> una linked-list. Questo ci permette di evitare la </w:t>
+      </w:r>
+      <w:proofErr w:type="spellStart"/>
+      <w:r>
+        <w:t>pre</w:t>
+      </w:r>
+      <w:proofErr w:type="spellEnd"/>
+      <w:r>
+        <w:t xml:space="preserve">-allocazione di spazio </w:t>
+      </w:r>
+      <w:r>
+        <w:t xml:space="preserve">preventiva </w:t>
+      </w:r>
+      <w:r>
+        <w:t xml:space="preserve">per ogni cella, utilizzando invece gli struct delle particelle come nodi delle </w:t>
+      </w:r>
+      <w:proofErr w:type="spellStart"/>
+      <w:r>
+        <w:t>linked</w:t>
+      </w:r>
+      <w:proofErr w:type="spellEnd"/>
+      <w:r>
+        <w:t>-list.</w:t>
+      </w:r>
+    </w:p>
+    <w:p>
+      <w:pPr>
+        <w:jc w:val="both"/>
+      </w:pPr>
       <w:r>
         <w:t>Ogni</w:t>
       </w:r>
@@ -470,6 +510,9 @@
       </w:r>
     </w:p>
     <w:p>
+      <w:pPr>
+        <w:jc w:val="both"/>
+      </w:pPr>
       <w:r>
         <w:t>Questa architettura ci consente di sfruttare la località delle celle ed evitare controlli superflui.</w:t>
       </w:r>
@@ -547,7 +590,25 @@
           <w:sz w:val="32"/>
           <w:szCs w:val="32"/>
         </w:rPr>
-        <w:t>Popolare le linked-list</w:t>
+        <w:t xml:space="preserve">Popolare le </w:t>
+      </w:r>
+      <w:proofErr w:type="spellStart"/>
+      <w:r>
+        <w:rPr>
+          <w:rFonts w:asciiTheme="majorHAnsi" w:hAnsiTheme="majorHAnsi" w:cstheme="majorHAnsi"/>
+          <w:sz w:val="32"/>
+          <w:szCs w:val="32"/>
+        </w:rPr>
+        <w:t>linked</w:t>
+      </w:r>
+      <w:proofErr w:type="spellEnd"/>
+      <w:r>
+        <w:rPr>
+          <w:rFonts w:asciiTheme="majorHAnsi" w:hAnsiTheme="majorHAnsi" w:cstheme="majorHAnsi"/>
+          <w:sz w:val="32"/>
+          <w:szCs w:val="32"/>
+        </w:rPr>
+        <w:t>-list</w:t>
       </w:r>
       <w:r>
         <w:rPr>
@@ -621,6 +682,28 @@
           <w:sz w:val="32"/>
           <w:szCs w:val="32"/>
         </w:rPr>
+        <w:t>Muovere le particelle</w:t>
+      </w:r>
+    </w:p>
+    <w:p>
+      <w:pPr>
+        <w:pStyle w:val="Paragrafoelenco"/>
+        <w:numPr>
+          <w:ilvl w:val="0"/>
+          <w:numId w:val="7"/>
+        </w:numPr>
+        <w:rPr>
+          <w:rFonts w:asciiTheme="majorHAnsi" w:hAnsiTheme="majorHAnsi" w:cstheme="majorHAnsi"/>
+          <w:sz w:val="32"/>
+          <w:szCs w:val="32"/>
+        </w:rPr>
+      </w:pPr>
+      <w:r>
+        <w:rPr>
+          <w:rFonts w:asciiTheme="majorHAnsi" w:hAnsiTheme="majorHAnsi" w:cstheme="majorHAnsi"/>
+          <w:sz w:val="32"/>
+          <w:szCs w:val="32"/>
+        </w:rPr>
         <w:t>Ricominciare dal punto 1.</w:t>
       </w:r>
     </w:p>
@@ -690,7 +773,48 @@
         <w:jc w:val="both"/>
       </w:pPr>
       <w:r>
-        <w:t>Ogni linked-list viene ordinata tramite un algoritmo di ordinamento. Questo passaggio è necessario per garantire che la complessità del passaggio successivo sia lineare</w:t>
+        <w:t>Ogni linked-list viene ordinata tramite un algoritmo di ordinamento. Questo passaggio è necessario per garantire che la complessità del passaggio successivo sia lineare.</w:t>
+      </w:r>
+    </w:p>
+    <w:p>
+      <w:pPr>
+        <w:jc w:val="both"/>
+      </w:pPr>
+    </w:p>
+    <w:p>
+      <w:pPr>
+        <w:pStyle w:val="Titolo1"/>
+        <w:rPr>
+          <w:color w:val="auto"/>
+        </w:rPr>
+      </w:pPr>
+      <w:r>
+        <w:rPr>
+          <w:color w:val="auto"/>
+        </w:rPr>
+        <w:t>Verificare eventuali collisioni</w:t>
+      </w:r>
+    </w:p>
+    <w:p>
+      <w:pPr>
+        <w:jc w:val="both"/>
+      </w:pPr>
+      <w:r>
+        <w:t>Iteriamo sulle celle della matrice e, per ciascuna di esse, controlliamo le collisioni con le particelle presenti nelle celle adiacenti.</w:t>
+      </w:r>
+      <w:r>
+        <w:t xml:space="preserve"> </w:t>
+      </w:r>
+    </w:p>
+    <w:p>
+      <w:pPr>
+        <w:jc w:val="both"/>
+      </w:pPr>
+      <w:r>
+        <w:t>L'algoritmo che abbiamo sviluppato per verificare le collisioni prende in input due celle alla volta. Pertanto, iteriamo sulla matrice e per ogni cella eseguiamo l’algoritmo n volte (sulle celle circostanti), dove n dipende dal tipo di cella</w:t>
+      </w:r>
+      <w:r>
+        <w:t>*</w:t>
       </w:r>
       <w:r>
         <w:t>.</w:t>
@@ -700,6 +824,17 @@
       <w:pPr>
         <w:jc w:val="both"/>
       </w:pPr>
+      <w:r>
+        <w:t xml:space="preserve">Grazie alla garanzia che le liste collegate presenti nelle celle sono ordinate, l’algoritmo può avere una complessità lineare, con il vantaggio di poter utilizzare la </w:t>
+      </w:r>
+      <w:proofErr w:type="spellStart"/>
+      <w:r>
+        <w:t>memoizzazione</w:t>
+      </w:r>
+      <w:proofErr w:type="spellEnd"/>
+      <w:r>
+        <w:t>.</w:t>
+      </w:r>
     </w:p>
     <w:p>
       <w:pPr>
@@ -708,6 +843,19 @@
     </w:p>
     <w:p>
       <w:pPr>
+        <w:jc w:val="both"/>
+      </w:pPr>
+      <w:r>
+        <w:t>*Per evitare controlli ridondanti, abbiamo sviluppato dei pattern in base ai quali, a seconda del tipo di cella, vengono controllate solo alcune celle adiacenti, invece di tutte e nove.</w:t>
+      </w:r>
+    </w:p>
+    <w:p>
+      <w:pPr>
+        <w:jc w:val="both"/>
+      </w:pPr>
+    </w:p>
+    <w:p>
+      <w:pPr>
         <w:pStyle w:val="Titolo1"/>
         <w:rPr>
           <w:color w:val="auto"/>
@@ -717,29 +865,31 @@
         <w:rPr>
           <w:color w:val="auto"/>
         </w:rPr>
-        <w:lastRenderedPageBreak/>
-        <w:t>Verificare eventuali collisioni</w:t>
-      </w:r>
-    </w:p>
-    <w:p>
-      <w:pPr>
-        <w:jc w:val="both"/>
-      </w:pPr>
-      <w:r>
-        <w:t>Iteriamo sulle celle della matrice e, per ciascuna di esse, controlliamo le collisioni con le particelle presenti nelle celle adiacenti.</w:t>
-      </w:r>
-      <w:r>
-        <w:t xml:space="preserve"> </w:t>
-      </w:r>
-    </w:p>
-    <w:p>
-      <w:pPr>
-        <w:jc w:val="both"/>
-      </w:pPr>
-      <w:r>
-        <w:t>L'algoritmo verifica le collisioni considerando, di volta in volta, una coppia di celle.</w:t>
-      </w:r>
-    </w:p>
+        <w:t>Muovere le particelle</w:t>
+      </w:r>
+    </w:p>
+    <w:p>
+      <w:r>
+        <w:t xml:space="preserve">Iteriamo sull’array delle particelle e in ogni </w:t>
+      </w:r>
+      <w:proofErr w:type="spellStart"/>
+      <w:r>
+        <w:t>struct</w:t>
+      </w:r>
+      <w:proofErr w:type="spellEnd"/>
+      <w:r>
+        <w:t xml:space="preserve"> cambiamo le coordinate di 1 pixel. La direzione è data da un random </w:t>
+      </w:r>
+      <w:proofErr w:type="spellStart"/>
+      <w:r>
+        <w:t>number</w:t>
+      </w:r>
+      <w:proofErr w:type="spellEnd"/>
+      <w:r>
+        <w:t xml:space="preserve"> generator.</w:t>
+      </w:r>
+    </w:p>
+    <w:p/>
     <w:sectPr>
       <w:pgSz w:w="11906" w:h="16838"/>
       <w:pgMar w:top="1417" w:right="1134" w:bottom="1134" w:left="1134" w:header="708" w:footer="708" w:gutter="0"/>
@@ -1106,6 +1256,118 @@
     </w:lvl>
   </w:abstractNum>
   <w:abstractNum w:abstractNumId="4" w15:restartNumberingAfterBreak="0">
+    <w:nsid w:val="414B18B4"/>
+    <w:multiLevelType w:val="hybridMultilevel"/>
+    <w:tmpl w:val="71008522"/>
+    <w:lvl w:ilvl="0" w:tplc="22F802B0">
+      <w:numFmt w:val="bullet"/>
+      <w:lvlText w:val=""/>
+      <w:lvlJc w:val="left"/>
+      <w:pPr>
+        <w:ind w:left="720" w:hanging="360"/>
+      </w:pPr>
+      <w:rPr>
+        <w:rFonts w:ascii="Symbol" w:eastAsiaTheme="minorHAnsi" w:hAnsi="Symbol" w:cstheme="minorBidi" w:hint="default"/>
+      </w:rPr>
+    </w:lvl>
+    <w:lvl w:ilvl="1" w:tplc="04100003" w:tentative="1">
+      <w:start w:val="1"/>
+      <w:numFmt w:val="bullet"/>
+      <w:lvlText w:val="o"/>
+      <w:lvlJc w:val="left"/>
+      <w:pPr>
+        <w:ind w:left="1440" w:hanging="360"/>
+      </w:pPr>
+      <w:rPr>
+        <w:rFonts w:ascii="Courier New" w:hAnsi="Courier New" w:cs="Courier New" w:hint="default"/>
+      </w:rPr>
+    </w:lvl>
+    <w:lvl w:ilvl="2" w:tplc="04100005" w:tentative="1">
+      <w:start w:val="1"/>
+      <w:numFmt w:val="bullet"/>
+      <w:lvlText w:val=""/>
+      <w:lvlJc w:val="left"/>
+      <w:pPr>
+        <w:ind w:left="2160" w:hanging="360"/>
+      </w:pPr>
+      <w:rPr>
+        <w:rFonts w:ascii="Wingdings" w:hAnsi="Wingdings" w:hint="default"/>
+      </w:rPr>
+    </w:lvl>
+    <w:lvl w:ilvl="3" w:tplc="04100001" w:tentative="1">
+      <w:start w:val="1"/>
+      <w:numFmt w:val="bullet"/>
+      <w:lvlText w:val=""/>
+      <w:lvlJc w:val="left"/>
+      <w:pPr>
+        <w:ind w:left="2880" w:hanging="360"/>
+      </w:pPr>
+      <w:rPr>
+        <w:rFonts w:ascii="Symbol" w:hAnsi="Symbol" w:hint="default"/>
+      </w:rPr>
+    </w:lvl>
+    <w:lvl w:ilvl="4" w:tplc="04100003" w:tentative="1">
+      <w:start w:val="1"/>
+      <w:numFmt w:val="bullet"/>
+      <w:lvlText w:val="o"/>
+      <w:lvlJc w:val="left"/>
+      <w:pPr>
+        <w:ind w:left="3600" w:hanging="360"/>
+      </w:pPr>
+      <w:rPr>
+        <w:rFonts w:ascii="Courier New" w:hAnsi="Courier New" w:cs="Courier New" w:hint="default"/>
+      </w:rPr>
+    </w:lvl>
+    <w:lvl w:ilvl="5" w:tplc="04100005" w:tentative="1">
+      <w:start w:val="1"/>
+      <w:numFmt w:val="bullet"/>
+      <w:lvlText w:val=""/>
+      <w:lvlJc w:val="left"/>
+      <w:pPr>
+        <w:ind w:left="4320" w:hanging="360"/>
+      </w:pPr>
+      <w:rPr>
+        <w:rFonts w:ascii="Wingdings" w:hAnsi="Wingdings" w:hint="default"/>
+      </w:rPr>
+    </w:lvl>
+    <w:lvl w:ilvl="6" w:tplc="04100001" w:tentative="1">
+      <w:start w:val="1"/>
+      <w:numFmt w:val="bullet"/>
+      <w:lvlText w:val=""/>
+      <w:lvlJc w:val="left"/>
+      <w:pPr>
+        <w:ind w:left="5040" w:hanging="360"/>
+      </w:pPr>
+      <w:rPr>
+        <w:rFonts w:ascii="Symbol" w:hAnsi="Symbol" w:hint="default"/>
+      </w:rPr>
+    </w:lvl>
+    <w:lvl w:ilvl="7" w:tplc="04100003" w:tentative="1">
+      <w:start w:val="1"/>
+      <w:numFmt w:val="bullet"/>
+      <w:lvlText w:val="o"/>
+      <w:lvlJc w:val="left"/>
+      <w:pPr>
+        <w:ind w:left="5760" w:hanging="360"/>
+      </w:pPr>
+      <w:rPr>
+        <w:rFonts w:ascii="Courier New" w:hAnsi="Courier New" w:cs="Courier New" w:hint="default"/>
+      </w:rPr>
+    </w:lvl>
+    <w:lvl w:ilvl="8" w:tplc="04100005" w:tentative="1">
+      <w:start w:val="1"/>
+      <w:numFmt w:val="bullet"/>
+      <w:lvlText w:val=""/>
+      <w:lvlJc w:val="left"/>
+      <w:pPr>
+        <w:ind w:left="6480" w:hanging="360"/>
+      </w:pPr>
+      <w:rPr>
+        <w:rFonts w:ascii="Wingdings" w:hAnsi="Wingdings" w:hint="default"/>
+      </w:rPr>
+    </w:lvl>
+  </w:abstractNum>
+  <w:abstractNum w:abstractNumId="5" w15:restartNumberingAfterBreak="0">
     <w:nsid w:val="49D122D0"/>
     <w:multiLevelType w:val="multilevel"/>
     <w:tmpl w:val="586237B2"/>
@@ -1227,7 +1489,119 @@
       </w:rPr>
     </w:lvl>
   </w:abstractNum>
-  <w:abstractNum w:abstractNumId="5" w15:restartNumberingAfterBreak="0">
+  <w:abstractNum w:abstractNumId="6" w15:restartNumberingAfterBreak="0">
+    <w:nsid w:val="5FA0412A"/>
+    <w:multiLevelType w:val="hybridMultilevel"/>
+    <w:tmpl w:val="DAE04274"/>
+    <w:lvl w:ilvl="0" w:tplc="A1A84686">
+      <w:numFmt w:val="bullet"/>
+      <w:lvlText w:val=""/>
+      <w:lvlJc w:val="left"/>
+      <w:pPr>
+        <w:ind w:left="720" w:hanging="360"/>
+      </w:pPr>
+      <w:rPr>
+        <w:rFonts w:ascii="Symbol" w:eastAsiaTheme="minorHAnsi" w:hAnsi="Symbol" w:cstheme="minorBidi" w:hint="default"/>
+      </w:rPr>
+    </w:lvl>
+    <w:lvl w:ilvl="1" w:tplc="04100003" w:tentative="1">
+      <w:start w:val="1"/>
+      <w:numFmt w:val="bullet"/>
+      <w:lvlText w:val="o"/>
+      <w:lvlJc w:val="left"/>
+      <w:pPr>
+        <w:ind w:left="1440" w:hanging="360"/>
+      </w:pPr>
+      <w:rPr>
+        <w:rFonts w:ascii="Courier New" w:hAnsi="Courier New" w:cs="Courier New" w:hint="default"/>
+      </w:rPr>
+    </w:lvl>
+    <w:lvl w:ilvl="2" w:tplc="04100005" w:tentative="1">
+      <w:start w:val="1"/>
+      <w:numFmt w:val="bullet"/>
+      <w:lvlText w:val=""/>
+      <w:lvlJc w:val="left"/>
+      <w:pPr>
+        <w:ind w:left="2160" w:hanging="360"/>
+      </w:pPr>
+      <w:rPr>
+        <w:rFonts w:ascii="Wingdings" w:hAnsi="Wingdings" w:hint="default"/>
+      </w:rPr>
+    </w:lvl>
+    <w:lvl w:ilvl="3" w:tplc="04100001" w:tentative="1">
+      <w:start w:val="1"/>
+      <w:numFmt w:val="bullet"/>
+      <w:lvlText w:val=""/>
+      <w:lvlJc w:val="left"/>
+      <w:pPr>
+        <w:ind w:left="2880" w:hanging="360"/>
+      </w:pPr>
+      <w:rPr>
+        <w:rFonts w:ascii="Symbol" w:hAnsi="Symbol" w:hint="default"/>
+      </w:rPr>
+    </w:lvl>
+    <w:lvl w:ilvl="4" w:tplc="04100003" w:tentative="1">
+      <w:start w:val="1"/>
+      <w:numFmt w:val="bullet"/>
+      <w:lvlText w:val="o"/>
+      <w:lvlJc w:val="left"/>
+      <w:pPr>
+        <w:ind w:left="3600" w:hanging="360"/>
+      </w:pPr>
+      <w:rPr>
+        <w:rFonts w:ascii="Courier New" w:hAnsi="Courier New" w:cs="Courier New" w:hint="default"/>
+      </w:rPr>
+    </w:lvl>
+    <w:lvl w:ilvl="5" w:tplc="04100005" w:tentative="1">
+      <w:start w:val="1"/>
+      <w:numFmt w:val="bullet"/>
+      <w:lvlText w:val=""/>
+      <w:lvlJc w:val="left"/>
+      <w:pPr>
+        <w:ind w:left="4320" w:hanging="360"/>
+      </w:pPr>
+      <w:rPr>
+        <w:rFonts w:ascii="Wingdings" w:hAnsi="Wingdings" w:hint="default"/>
+      </w:rPr>
+    </w:lvl>
+    <w:lvl w:ilvl="6" w:tplc="04100001" w:tentative="1">
+      <w:start w:val="1"/>
+      <w:numFmt w:val="bullet"/>
+      <w:lvlText w:val=""/>
+      <w:lvlJc w:val="left"/>
+      <w:pPr>
+        <w:ind w:left="5040" w:hanging="360"/>
+      </w:pPr>
+      <w:rPr>
+        <w:rFonts w:ascii="Symbol" w:hAnsi="Symbol" w:hint="default"/>
+      </w:rPr>
+    </w:lvl>
+    <w:lvl w:ilvl="7" w:tplc="04100003" w:tentative="1">
+      <w:start w:val="1"/>
+      <w:numFmt w:val="bullet"/>
+      <w:lvlText w:val="o"/>
+      <w:lvlJc w:val="left"/>
+      <w:pPr>
+        <w:ind w:left="5760" w:hanging="360"/>
+      </w:pPr>
+      <w:rPr>
+        <w:rFonts w:ascii="Courier New" w:hAnsi="Courier New" w:cs="Courier New" w:hint="default"/>
+      </w:rPr>
+    </w:lvl>
+    <w:lvl w:ilvl="8" w:tplc="04100005" w:tentative="1">
+      <w:start w:val="1"/>
+      <w:numFmt w:val="bullet"/>
+      <w:lvlText w:val=""/>
+      <w:lvlJc w:val="left"/>
+      <w:pPr>
+        <w:ind w:left="6480" w:hanging="360"/>
+      </w:pPr>
+      <w:rPr>
+        <w:rFonts w:ascii="Wingdings" w:hAnsi="Wingdings" w:hint="default"/>
+      </w:rPr>
+    </w:lvl>
+  </w:abstractNum>
+  <w:abstractNum w:abstractNumId="7" w15:restartNumberingAfterBreak="0">
     <w:nsid w:val="7EBB2E3A"/>
     <w:multiLevelType w:val="hybridMultilevel"/>
     <w:tmpl w:val="6742DFD6"/>
@@ -1341,13 +1715,13 @@
     </w:lvl>
   </w:abstractNum>
   <w:num w:numId="1" w16cid:durableId="821506342">
-    <w:abstractNumId w:val="4"/>
+    <w:abstractNumId w:val="5"/>
   </w:num>
   <w:num w:numId="2" w16cid:durableId="314914455">
     <w:abstractNumId w:val="1"/>
   </w:num>
   <w:num w:numId="3" w16cid:durableId="343166514">
-    <w:abstractNumId w:val="4"/>
+    <w:abstractNumId w:val="5"/>
   </w:num>
   <w:num w:numId="4" w16cid:durableId="1445342615">
     <w:abstractNumId w:val="2"/>
@@ -1356,10 +1730,16 @@
     <w:abstractNumId w:val="0"/>
   </w:num>
   <w:num w:numId="6" w16cid:durableId="1312517770">
-    <w:abstractNumId w:val="5"/>
+    <w:abstractNumId w:val="7"/>
   </w:num>
   <w:num w:numId="7" w16cid:durableId="426341374">
     <w:abstractNumId w:val="3"/>
+  </w:num>
+  <w:num w:numId="8" w16cid:durableId="552037420">
+    <w:abstractNumId w:val="4"/>
+  </w:num>
+  <w:num w:numId="9" w16cid:durableId="1070300400">
+    <w:abstractNumId w:val="6"/>
   </w:num>
 </w:numbering>
 </file>
